--- a/public/CV.docx
+++ b/public/CV.docx
@@ -1,6 +1,6 @@
 
 <file path=word/document.xml><?xml version="1.0" encoding="utf-8"?>
-<w:document xmlns:wpc="http://schemas.microsoft.com/office/word/2010/wordprocessingCanvas" xmlns:cx="http://schemas.microsoft.com/office/drawing/2014/chartex" xmlns:cx1="http://schemas.microsoft.com/office/drawing/2015/9/8/chartex" xmlns:mc="http://schemas.openxmlformats.org/markup-compatibility/2006" xmlns:o="urn:schemas-microsoft-com:office:office" xmlns:r="http://schemas.openxmlformats.org/officeDocument/2006/relationships" xmlns:m="http://schemas.openxmlformats.org/officeDocument/2006/math" xmlns:v="urn:schemas-microsoft-com:vml" xmlns:wp14="http://schemas.microsoft.com/office/word/2010/wordprocessingDrawing" xmlns:wp="http://schemas.openxmlformats.org/drawingml/2006/wordprocessingDrawing" xmlns:w10="urn:schemas-microsoft-com:office:word" xmlns:w="http://schemas.openxmlformats.org/wordprocessingml/2006/main" xmlns:w14="http://schemas.microsoft.com/office/word/2010/wordml" xmlns:w15="http://schemas.microsoft.com/office/word/2012/wordml" xmlns:w16se="http://schemas.microsoft.com/office/word/2015/wordml/symex" xmlns:wpg="http://schemas.microsoft.com/office/word/2010/wordprocessingGroup" xmlns:wpi="http://schemas.microsoft.com/office/word/2010/wordprocessingInk" xmlns:wne="http://schemas.microsoft.com/office/word/2006/wordml" xmlns:wps="http://schemas.microsoft.com/office/word/2010/wordprocessingShape" mc:Ignorable="w14 w15 w16se wp14">
+<w:document xmlns:wpc="http://schemas.microsoft.com/office/word/2010/wordprocessingCanvas" xmlns:cx="http://schemas.microsoft.com/office/drawing/2014/chartex" xmlns:cx1="http://schemas.microsoft.com/office/drawing/2015/9/8/chartex" xmlns:cx2="http://schemas.microsoft.com/office/drawing/2015/10/21/chartex" xmlns:cx3="http://schemas.microsoft.com/office/drawing/2016/5/9/chartex" xmlns:cx4="http://schemas.microsoft.com/office/drawing/2016/5/10/chartex" xmlns:cx5="http://schemas.microsoft.com/office/drawing/2016/5/11/chartex" xmlns:cx6="http://schemas.microsoft.com/office/drawing/2016/5/12/chartex" xmlns:cx7="http://schemas.microsoft.com/office/drawing/2016/5/13/chartex" xmlns:cx8="http://schemas.microsoft.com/office/drawing/2016/5/14/chartex" xmlns:mc="http://schemas.openxmlformats.org/markup-compatibility/2006" xmlns:aink="http://schemas.microsoft.com/office/drawing/2016/ink" xmlns:am3d="http://schemas.microsoft.com/office/drawing/2017/model3d" xmlns:o="urn:schemas-microsoft-com:office:office" xmlns:oel="http://schemas.microsoft.com/office/2019/extlst" xmlns:r="http://schemas.openxmlformats.org/officeDocument/2006/relationships" xmlns:m="http://schemas.openxmlformats.org/officeDocument/2006/math" xmlns:v="urn:schemas-microsoft-com:vml" xmlns:wp14="http://schemas.microsoft.com/office/word/2010/wordprocessingDrawing" xmlns:wp="http://schemas.openxmlformats.org/drawingml/2006/wordprocessingDrawing" xmlns:w10="urn:schemas-microsoft-com:office:word" xmlns:w="http://schemas.openxmlformats.org/wordprocessingml/2006/main" xmlns:w14="http://schemas.microsoft.com/office/word/2010/wordml" xmlns:w15="http://schemas.microsoft.com/office/word/2012/wordml" xmlns:w16cex="http://schemas.microsoft.com/office/word/2018/wordml/cex" xmlns:w16cid="http://schemas.microsoft.com/office/word/2016/wordml/cid" xmlns:w16="http://schemas.microsoft.com/office/word/2018/wordml" xmlns:w16du="http://schemas.microsoft.com/office/word/2023/wordml/word16du" xmlns:w16sdtdh="http://schemas.microsoft.com/office/word/2020/wordml/sdtdatahash" xmlns:w16sdtfl="http://schemas.microsoft.com/office/word/2024/wordml/sdtformatlock" xmlns:w16se="http://schemas.microsoft.com/office/word/2015/wordml/symex" xmlns:wpg="http://schemas.microsoft.com/office/word/2010/wordprocessingGroup" xmlns:wpi="http://schemas.microsoft.com/office/word/2010/wordprocessingInk" xmlns:wne="http://schemas.microsoft.com/office/word/2006/wordml" xmlns:wps="http://schemas.microsoft.com/office/word/2010/wordprocessingShape" mc:Ignorable="w14 w15 w16se w16cid w16 w16cex w16sdtdh w16sdtfl w16du wp14">
   <w:body>
     <w:p>
       <w:pPr>
@@ -102,8 +102,6 @@
         </w:rPr>
         <w:t>yugalchaudharixa@gmail.com</w:t>
       </w:r>
-      <w:bookmarkStart w:id="0" w:name="_GoBack"/>
-      <w:bookmarkEnd w:id="0"/>
     </w:p>
     <w:p>
       <w:pPr>
@@ -175,25 +173,7 @@
           <w:sz w:val="24"/>
           <w:szCs w:val="24"/>
         </w:rPr>
-        <w:t xml:space="preserve"> at K.J. </w:t>
-      </w:r>
-      <w:proofErr w:type="spellStart"/>
-      <w:r>
-        <w:rPr>
-          <w:rFonts w:ascii="Times New Roman" w:eastAsia="Times New Roman" w:hAnsi="Times New Roman" w:cs="Times New Roman"/>
-          <w:sz w:val="24"/>
-          <w:szCs w:val="24"/>
-        </w:rPr>
-        <w:t>Somaiya</w:t>
-      </w:r>
-      <w:proofErr w:type="spellEnd"/>
-      <w:r>
-        <w:rPr>
-          <w:rFonts w:ascii="Times New Roman" w:eastAsia="Times New Roman" w:hAnsi="Times New Roman" w:cs="Times New Roman"/>
-          <w:sz w:val="24"/>
-          <w:szCs w:val="24"/>
-        </w:rPr>
-        <w:t xml:space="preserve"> Institute of Technology with a focus on Full-Stack Web Development and AI integration. Proficient in </w:t>
+        <w:t xml:space="preserve"> at K.J. Somaiya Institute of Technology with a focus on Full-Stack Web Development and AI integration. Proficient in </w:t>
       </w:r>
       <w:r>
         <w:rPr>
@@ -254,29 +234,7 @@
           <w:sz w:val="24"/>
           <w:szCs w:val="24"/>
         </w:rPr>
-        <w:t xml:space="preserve">K.J. </w:t>
-      </w:r>
-      <w:proofErr w:type="spellStart"/>
-      <w:r>
-        <w:rPr>
-          <w:rFonts w:ascii="Times New Roman" w:eastAsia="Times New Roman" w:hAnsi="Times New Roman" w:cs="Times New Roman"/>
-          <w:b/>
-          <w:bCs/>
-          <w:sz w:val="24"/>
-          <w:szCs w:val="24"/>
-        </w:rPr>
-        <w:t>Somaiya</w:t>
-      </w:r>
-      <w:proofErr w:type="spellEnd"/>
-      <w:r>
-        <w:rPr>
-          <w:rFonts w:ascii="Times New Roman" w:eastAsia="Times New Roman" w:hAnsi="Times New Roman" w:cs="Times New Roman"/>
-          <w:b/>
-          <w:bCs/>
-          <w:sz w:val="24"/>
-          <w:szCs w:val="24"/>
-        </w:rPr>
-        <w:t xml:space="preserve"> Institute of Technology, Mumbai</w:t>
+        <w:t>K.J. Somaiya Institute of Technology, Mumbai</w:t>
       </w:r>
       <w:r>
         <w:rPr>
@@ -328,15 +286,35 @@
           <w:sz w:val="24"/>
           <w:szCs w:val="24"/>
         </w:rPr>
-        <w:t xml:space="preserve"> in AI-DS </w:t>
-      </w:r>
-      <w:r>
-        <w:rPr>
-          <w:rFonts w:ascii="Times New Roman" w:eastAsia="Times New Roman" w:hAnsi="Times New Roman" w:cs="Times New Roman"/>
-          <w:sz w:val="24"/>
-          <w:szCs w:val="24"/>
-        </w:rPr>
-        <w:t xml:space="preserve"> | </w:t>
+        <w:t xml:space="preserve"> in AI-</w:t>
+      </w:r>
+      <w:proofErr w:type="gramStart"/>
+      <w:r>
+        <w:rPr>
+          <w:rFonts w:ascii="Times New Roman" w:eastAsia="Times New Roman" w:hAnsi="Times New Roman" w:cs="Times New Roman"/>
+          <w:i/>
+          <w:iCs/>
+          <w:sz w:val="24"/>
+          <w:szCs w:val="24"/>
+        </w:rPr>
+        <w:t xml:space="preserve">DS </w:t>
+      </w:r>
+      <w:r>
+        <w:rPr>
+          <w:rFonts w:ascii="Times New Roman" w:eastAsia="Times New Roman" w:hAnsi="Times New Roman" w:cs="Times New Roman"/>
+          <w:sz w:val="24"/>
+          <w:szCs w:val="24"/>
+        </w:rPr>
+        <w:t xml:space="preserve"> |</w:t>
+      </w:r>
+      <w:proofErr w:type="gramEnd"/>
+      <w:r>
+        <w:rPr>
+          <w:rFonts w:ascii="Times New Roman" w:eastAsia="Times New Roman" w:hAnsi="Times New Roman" w:cs="Times New Roman"/>
+          <w:sz w:val="24"/>
+          <w:szCs w:val="24"/>
+        </w:rPr>
+        <w:t xml:space="preserve"> </w:t>
       </w:r>
       <w:r>
         <w:rPr>
@@ -579,122 +557,6 @@
           <w:szCs w:val="24"/>
         </w:rPr>
         <w:t>Dr. Health Platform</w:t>
-      </w:r>
-      <w:r>
-        <w:rPr>
-          <w:rFonts w:ascii="Times New Roman" w:eastAsia="Times New Roman" w:hAnsi="Times New Roman" w:cs="Times New Roman"/>
-          <w:sz w:val="24"/>
-          <w:szCs w:val="24"/>
-        </w:rPr>
-        <w:t xml:space="preserve"> | </w:t>
-      </w:r>
-      <w:hyperlink r:id="rId5" w:tgtFrame="_blank" w:history="1">
-        <w:r>
-          <w:rPr>
-            <w:rFonts w:ascii="Times New Roman" w:eastAsia="Times New Roman" w:hAnsi="Times New Roman" w:cs="Times New Roman"/>
-            <w:color w:val="0000FF"/>
-            <w:sz w:val="24"/>
-            <w:szCs w:val="24"/>
-            <w:u w:val="single"/>
-          </w:rPr>
-          <w:t>View Live Project</w:t>
-        </w:r>
-      </w:hyperlink>
-    </w:p>
-    <w:p>
-      <w:pPr>
-        <w:numPr>
-          <w:ilvl w:val="0"/>
-          <w:numId w:val="3"/>
-        </w:numPr>
-        <w:spacing w:before="100" w:beforeAutospacing="1" w:after="100" w:afterAutospacing="1" w:line="240" w:lineRule="auto"/>
-        <w:rPr>
-          <w:rFonts w:ascii="Times New Roman" w:eastAsia="Times New Roman" w:hAnsi="Times New Roman" w:cs="Times New Roman"/>
-          <w:sz w:val="24"/>
-          <w:szCs w:val="24"/>
-        </w:rPr>
-      </w:pPr>
-      <w:r>
-        <w:rPr>
-          <w:rFonts w:ascii="Times New Roman" w:eastAsia="Times New Roman" w:hAnsi="Times New Roman" w:cs="Times New Roman"/>
-          <w:sz w:val="24"/>
-          <w:szCs w:val="24"/>
-        </w:rPr>
-        <w:t>Developed a health-centric web application designed to provide users with streamlined access to wellness resources.</w:t>
-      </w:r>
-    </w:p>
-    <w:p>
-      <w:pPr>
-        <w:numPr>
-          <w:ilvl w:val="0"/>
-          <w:numId w:val="3"/>
-        </w:numPr>
-        <w:spacing w:before="100" w:beforeAutospacing="1" w:after="100" w:afterAutospacing="1" w:line="240" w:lineRule="auto"/>
-        <w:rPr>
-          <w:rFonts w:ascii="Times New Roman" w:eastAsia="Times New Roman" w:hAnsi="Times New Roman" w:cs="Times New Roman"/>
-          <w:sz w:val="24"/>
-          <w:szCs w:val="24"/>
-        </w:rPr>
-      </w:pPr>
-      <w:r>
-        <w:rPr>
-          <w:rFonts w:ascii="Times New Roman" w:eastAsia="Times New Roman" w:hAnsi="Times New Roman" w:cs="Times New Roman"/>
-          <w:b/>
-          <w:bCs/>
-          <w:sz w:val="24"/>
-          <w:szCs w:val="24"/>
-        </w:rPr>
-        <w:t>Tech Stack:</w:t>
-      </w:r>
-      <w:r>
-        <w:rPr>
-          <w:rFonts w:ascii="Times New Roman" w:eastAsia="Times New Roman" w:hAnsi="Times New Roman" w:cs="Times New Roman"/>
-          <w:sz w:val="24"/>
-          <w:szCs w:val="24"/>
-        </w:rPr>
-        <w:t xml:space="preserve"> HTML, CSS, JavaScript, Python</w:t>
-      </w:r>
-    </w:p>
-    <w:p>
-      <w:pPr>
-        <w:numPr>
-          <w:ilvl w:val="0"/>
-          <w:numId w:val="3"/>
-        </w:numPr>
-        <w:spacing w:before="100" w:beforeAutospacing="1" w:after="100" w:afterAutospacing="1" w:line="240" w:lineRule="auto"/>
-        <w:rPr>
-          <w:rFonts w:ascii="Times New Roman" w:eastAsia="Times New Roman" w:hAnsi="Times New Roman" w:cs="Times New Roman"/>
-          <w:sz w:val="24"/>
-          <w:szCs w:val="24"/>
-        </w:rPr>
-      </w:pPr>
-      <w:r>
-        <w:rPr>
-          <w:rFonts w:ascii="Times New Roman" w:eastAsia="Times New Roman" w:hAnsi="Times New Roman" w:cs="Times New Roman"/>
-          <w:sz w:val="24"/>
-          <w:szCs w:val="24"/>
-        </w:rPr>
-        <w:t>Implemented a clean, responsive UI to ensure cross-device compatibility.</w:t>
-      </w:r>
-    </w:p>
-    <w:p>
-      <w:pPr>
-        <w:spacing w:before="100" w:beforeAutospacing="1" w:after="100" w:afterAutospacing="1" w:line="240" w:lineRule="auto"/>
-        <w:rPr>
-          <w:rFonts w:ascii="Times New Roman" w:eastAsia="Times New Roman" w:hAnsi="Times New Roman" w:cs="Times New Roman"/>
-          <w:sz w:val="24"/>
-          <w:szCs w:val="24"/>
-        </w:rPr>
-      </w:pPr>
-      <w:r>
-        <w:rPr>
-          <w:rFonts w:ascii="Times New Roman" w:eastAsia="Times New Roman" w:hAnsi="Times New Roman" w:cs="Times New Roman"/>
-          <w:b/>
-          <w:bCs/>
-          <w:sz w:val="24"/>
-          <w:szCs w:val="24"/>
-        </w:rPr>
-        <w:t>Chocolate Boutique Web Application</w:t>
       </w:r>
       <w:r>
         <w:rPr>
@@ -713,9 +575,123 @@
             <w:szCs w:val="24"/>
             <w:u w:val="single"/>
           </w:rPr>
-          <w:t>View Live Project</w:t>
+          <w:t>View</w:t>
         </w:r>
       </w:hyperlink>
+    </w:p>
+    <w:p>
+      <w:pPr>
+        <w:numPr>
+          <w:ilvl w:val="0"/>
+          <w:numId w:val="3"/>
+        </w:numPr>
+        <w:spacing w:before="100" w:beforeAutospacing="1" w:after="100" w:afterAutospacing="1" w:line="240" w:lineRule="auto"/>
+        <w:rPr>
+          <w:rFonts w:ascii="Times New Roman" w:eastAsia="Times New Roman" w:hAnsi="Times New Roman" w:cs="Times New Roman"/>
+          <w:sz w:val="24"/>
+          <w:szCs w:val="24"/>
+        </w:rPr>
+      </w:pPr>
+      <w:r>
+        <w:rPr>
+          <w:rFonts w:ascii="Times New Roman" w:eastAsia="Times New Roman" w:hAnsi="Times New Roman" w:cs="Times New Roman"/>
+          <w:sz w:val="24"/>
+          <w:szCs w:val="24"/>
+        </w:rPr>
+        <w:t>Developed a health-centric web application designed to provide users with streamlined access to wellness resources.</w:t>
+      </w:r>
+    </w:p>
+    <w:p>
+      <w:pPr>
+        <w:numPr>
+          <w:ilvl w:val="0"/>
+          <w:numId w:val="3"/>
+        </w:numPr>
+        <w:spacing w:before="100" w:beforeAutospacing="1" w:after="100" w:afterAutospacing="1" w:line="240" w:lineRule="auto"/>
+        <w:rPr>
+          <w:rFonts w:ascii="Times New Roman" w:eastAsia="Times New Roman" w:hAnsi="Times New Roman" w:cs="Times New Roman"/>
+          <w:sz w:val="24"/>
+          <w:szCs w:val="24"/>
+        </w:rPr>
+      </w:pPr>
+      <w:r>
+        <w:rPr>
+          <w:rFonts w:ascii="Times New Roman" w:eastAsia="Times New Roman" w:hAnsi="Times New Roman" w:cs="Times New Roman"/>
+          <w:b/>
+          <w:bCs/>
+          <w:sz w:val="24"/>
+          <w:szCs w:val="24"/>
+        </w:rPr>
+        <w:t>Tech Stack:</w:t>
+      </w:r>
+      <w:r>
+        <w:rPr>
+          <w:rFonts w:ascii="Times New Roman" w:eastAsia="Times New Roman" w:hAnsi="Times New Roman" w:cs="Times New Roman"/>
+          <w:sz w:val="24"/>
+          <w:szCs w:val="24"/>
+        </w:rPr>
+        <w:t xml:space="preserve"> HTML, CSS, JavaScript, Python</w:t>
+      </w:r>
+    </w:p>
+    <w:p>
+      <w:pPr>
+        <w:numPr>
+          <w:ilvl w:val="0"/>
+          <w:numId w:val="3"/>
+        </w:numPr>
+        <w:spacing w:before="100" w:beforeAutospacing="1" w:after="100" w:afterAutospacing="1" w:line="240" w:lineRule="auto"/>
+        <w:rPr>
+          <w:rFonts w:ascii="Times New Roman" w:eastAsia="Times New Roman" w:hAnsi="Times New Roman" w:cs="Times New Roman"/>
+          <w:sz w:val="24"/>
+          <w:szCs w:val="24"/>
+        </w:rPr>
+      </w:pPr>
+      <w:r>
+        <w:rPr>
+          <w:rFonts w:ascii="Times New Roman" w:eastAsia="Times New Roman" w:hAnsi="Times New Roman" w:cs="Times New Roman"/>
+          <w:sz w:val="24"/>
+          <w:szCs w:val="24"/>
+        </w:rPr>
+        <w:t>Implemented a clean, responsive UI to ensure cross-device compatibility.</w:t>
+      </w:r>
+    </w:p>
+    <w:p>
+      <w:pPr>
+        <w:spacing w:before="100" w:beforeAutospacing="1" w:after="100" w:afterAutospacing="1" w:line="240" w:lineRule="auto"/>
+        <w:rPr>
+          <w:rFonts w:ascii="Times New Roman" w:eastAsia="Times New Roman" w:hAnsi="Times New Roman" w:cs="Times New Roman"/>
+          <w:sz w:val="24"/>
+          <w:szCs w:val="24"/>
+        </w:rPr>
+      </w:pPr>
+      <w:r>
+        <w:rPr>
+          <w:rFonts w:ascii="Times New Roman" w:eastAsia="Times New Roman" w:hAnsi="Times New Roman" w:cs="Times New Roman"/>
+          <w:b/>
+          <w:bCs/>
+          <w:sz w:val="24"/>
+          <w:szCs w:val="24"/>
+        </w:rPr>
+        <w:t>Chocolate Boutique Web Application</w:t>
+      </w:r>
+      <w:r>
+        <w:rPr>
+          <w:rFonts w:ascii="Times New Roman" w:eastAsia="Times New Roman" w:hAnsi="Times New Roman" w:cs="Times New Roman"/>
+          <w:sz w:val="24"/>
+          <w:szCs w:val="24"/>
+        </w:rPr>
+        <w:t xml:space="preserve"> | </w:t>
+      </w:r>
+      <w:r>
+        <w:rPr>
+          <w:rFonts w:ascii="Times New Roman" w:eastAsia="Times New Roman" w:hAnsi="Times New Roman" w:cs="Times New Roman"/>
+          <w:color w:val="0000FF"/>
+          <w:sz w:val="24"/>
+          <w:szCs w:val="24"/>
+          <w:u w:val="single"/>
+        </w:rPr>
+        <w:t xml:space="preserve">View </w:t>
+      </w:r>
     </w:p>
     <w:p>
       <w:pPr>
@@ -796,6 +772,440 @@
     <w:p>
       <w:pPr>
         <w:spacing w:before="100" w:beforeAutospacing="1" w:after="100" w:afterAutospacing="1" w:line="240" w:lineRule="auto"/>
+        <w:rPr>
+          <w:rFonts w:ascii="Times New Roman" w:eastAsia="Times New Roman" w:hAnsi="Times New Roman" w:cs="Times New Roman"/>
+          <w:sz w:val="24"/>
+          <w:szCs w:val="24"/>
+          <w:lang w:val="en-IN"/>
+        </w:rPr>
+      </w:pPr>
+      <w:r>
+        <w:rPr>
+          <w:rFonts w:ascii="Times New Roman" w:eastAsia="Times New Roman" w:hAnsi="Times New Roman" w:cs="Times New Roman"/>
+          <w:b/>
+          <w:bCs/>
+          <w:sz w:val="24"/>
+          <w:szCs w:val="24"/>
+          <w:lang w:val="en-IN"/>
+        </w:rPr>
+        <w:t>Yatra AI – Travel Recommendation System</w:t>
+      </w:r>
+      <w:r>
+        <w:rPr>
+          <w:rFonts w:ascii="Times New Roman" w:eastAsia="Times New Roman" w:hAnsi="Times New Roman" w:cs="Times New Roman"/>
+          <w:b/>
+          <w:bCs/>
+          <w:sz w:val="24"/>
+          <w:szCs w:val="24"/>
+          <w:lang w:val="en-IN"/>
+        </w:rPr>
+        <w:t xml:space="preserve"> </w:t>
+      </w:r>
+      <w:r>
+        <w:rPr>
+          <w:rFonts w:ascii="Times New Roman" w:eastAsia="Times New Roman" w:hAnsi="Times New Roman" w:cs="Times New Roman"/>
+          <w:sz w:val="24"/>
+          <w:szCs w:val="24"/>
+          <w:lang w:val="en-IN"/>
+        </w:rPr>
+        <w:t>|</w:t>
+      </w:r>
+      <w:r>
+        <w:rPr>
+          <w:rFonts w:ascii="Times New Roman" w:eastAsia="Times New Roman" w:hAnsi="Times New Roman" w:cs="Times New Roman"/>
+          <w:sz w:val="24"/>
+          <w:szCs w:val="24"/>
+          <w:lang w:val="en-IN"/>
+        </w:rPr>
+        <w:t xml:space="preserve"> </w:t>
+      </w:r>
+      <w:hyperlink r:id="rId7" w:tgtFrame="_new" w:history="1">
+        <w:r>
+          <w:rPr>
+            <w:rStyle w:val="Hyperlink"/>
+            <w:rFonts w:ascii="Times New Roman" w:eastAsia="Times New Roman" w:hAnsi="Times New Roman" w:cs="Times New Roman"/>
+            <w:sz w:val="24"/>
+            <w:szCs w:val="24"/>
+            <w:lang w:val="en-IN"/>
+          </w:rPr>
+          <w:t>View</w:t>
+        </w:r>
+      </w:hyperlink>
+      <w:r>
+        <w:rPr>
+          <w:rFonts w:ascii="Times New Roman" w:eastAsia="Times New Roman" w:hAnsi="Times New Roman" w:cs="Times New Roman"/>
+          <w:sz w:val="24"/>
+          <w:szCs w:val="24"/>
+        </w:rPr>
+        <w:t xml:space="preserve">       </w:t>
+      </w:r>
+    </w:p>
+    <w:p>
+      <w:pPr>
+        <w:numPr>
+          <w:ilvl w:val="0"/>
+          <w:numId w:val="7"/>
+        </w:numPr>
+        <w:spacing w:before="100" w:beforeAutospacing="1" w:after="100" w:afterAutospacing="1" w:line="240" w:lineRule="auto"/>
+        <w:rPr>
+          <w:rFonts w:ascii="Times New Roman" w:eastAsia="Times New Roman" w:hAnsi="Times New Roman" w:cs="Times New Roman"/>
+          <w:sz w:val="24"/>
+          <w:szCs w:val="24"/>
+          <w:lang w:val="en-IN"/>
+        </w:rPr>
+      </w:pPr>
+      <w:r>
+        <w:rPr>
+          <w:rFonts w:ascii="Times New Roman" w:eastAsia="Times New Roman" w:hAnsi="Times New Roman" w:cs="Times New Roman"/>
+          <w:sz w:val="24"/>
+          <w:szCs w:val="24"/>
+          <w:lang w:val="en-IN"/>
+        </w:rPr>
+        <w:lastRenderedPageBreak/>
+        <w:t xml:space="preserve">Developed an AI-powered web application that provides personalized travel recommendations based on user preferences and inputs, improving the overall trip planning experience. </w:t>
+      </w:r>
+    </w:p>
+    <w:p>
+      <w:pPr>
+        <w:numPr>
+          <w:ilvl w:val="0"/>
+          <w:numId w:val="7"/>
+        </w:numPr>
+        <w:spacing w:before="100" w:beforeAutospacing="1" w:after="100" w:afterAutospacing="1" w:line="240" w:lineRule="auto"/>
+        <w:rPr>
+          <w:rFonts w:ascii="Times New Roman" w:eastAsia="Times New Roman" w:hAnsi="Times New Roman" w:cs="Times New Roman"/>
+          <w:sz w:val="24"/>
+          <w:szCs w:val="24"/>
+          <w:lang w:val="en-IN"/>
+        </w:rPr>
+      </w:pPr>
+      <w:r>
+        <w:rPr>
+          <w:rFonts w:ascii="Times New Roman" w:eastAsia="Times New Roman" w:hAnsi="Times New Roman" w:cs="Times New Roman"/>
+          <w:sz w:val="24"/>
+          <w:szCs w:val="24"/>
+          <w:lang w:val="en-IN"/>
+        </w:rPr>
+        <w:t xml:space="preserve">Integrated real-time data sources such as weather and travel information to help users make informed decisions and plan trips more efficiently. </w:t>
+      </w:r>
+    </w:p>
+    <w:p>
+      <w:pPr>
+        <w:numPr>
+          <w:ilvl w:val="0"/>
+          <w:numId w:val="7"/>
+        </w:numPr>
+        <w:spacing w:before="100" w:beforeAutospacing="1" w:after="100" w:afterAutospacing="1" w:line="240" w:lineRule="auto"/>
+        <w:rPr>
+          <w:rFonts w:ascii="Times New Roman" w:eastAsia="Times New Roman" w:hAnsi="Times New Roman" w:cs="Times New Roman"/>
+          <w:sz w:val="24"/>
+          <w:szCs w:val="24"/>
+          <w:lang w:val="en-IN"/>
+        </w:rPr>
+      </w:pPr>
+      <w:r>
+        <w:rPr>
+          <w:rFonts w:ascii="Times New Roman" w:eastAsia="Times New Roman" w:hAnsi="Times New Roman" w:cs="Times New Roman"/>
+          <w:sz w:val="24"/>
+          <w:szCs w:val="24"/>
+          <w:lang w:val="en-IN"/>
+        </w:rPr>
+        <w:t xml:space="preserve">Designed and implemented a full-stack solution using web technologies, ensuring smooth user interaction and responsive interface. </w:t>
+      </w:r>
+    </w:p>
+    <w:p>
+      <w:pPr>
+        <w:numPr>
+          <w:ilvl w:val="0"/>
+          <w:numId w:val="7"/>
+        </w:numPr>
+        <w:spacing w:before="100" w:beforeAutospacing="1" w:after="100" w:afterAutospacing="1" w:line="240" w:lineRule="auto"/>
+        <w:rPr>
+          <w:rFonts w:ascii="Times New Roman" w:eastAsia="Times New Roman" w:hAnsi="Times New Roman" w:cs="Times New Roman"/>
+          <w:sz w:val="24"/>
+          <w:szCs w:val="24"/>
+          <w:lang w:val="en-IN"/>
+        </w:rPr>
+      </w:pPr>
+      <w:r>
+        <w:rPr>
+          <w:rFonts w:ascii="Times New Roman" w:eastAsia="Times New Roman" w:hAnsi="Times New Roman" w:cs="Times New Roman"/>
+          <w:sz w:val="24"/>
+          <w:szCs w:val="24"/>
+          <w:lang w:val="en-IN"/>
+        </w:rPr>
+        <w:t>Deployed the application on a cloud platform (</w:t>
+      </w:r>
+      <w:proofErr w:type="spellStart"/>
+      <w:r>
+        <w:rPr>
+          <w:rFonts w:ascii="Times New Roman" w:eastAsia="Times New Roman" w:hAnsi="Times New Roman" w:cs="Times New Roman"/>
+          <w:sz w:val="24"/>
+          <w:szCs w:val="24"/>
+          <w:lang w:val="en-IN"/>
+        </w:rPr>
+        <w:t>OnRender</w:t>
+      </w:r>
+      <w:proofErr w:type="spellEnd"/>
+      <w:r>
+        <w:rPr>
+          <w:rFonts w:ascii="Times New Roman" w:eastAsia="Times New Roman" w:hAnsi="Times New Roman" w:cs="Times New Roman"/>
+          <w:sz w:val="24"/>
+          <w:szCs w:val="24"/>
+          <w:lang w:val="en-IN"/>
+        </w:rPr>
+        <w:t>), demonstrating practical experience in hosting, scalability, and real-world deployment.</w:t>
+      </w:r>
+      <w:r>
+        <w:rPr>
+          <w:rFonts w:ascii="Times New Roman" w:eastAsia="Times New Roman" w:hAnsi="Times New Roman" w:cs="Times New Roman"/>
+          <w:sz w:val="24"/>
+          <w:szCs w:val="24"/>
+          <w:lang w:val="en-IN"/>
+        </w:rPr>
+        <w:br/>
+      </w:r>
+    </w:p>
+    <w:p>
+      <w:pPr>
+        <w:spacing w:before="100" w:beforeAutospacing="1" w:after="100" w:afterAutospacing="1" w:line="240" w:lineRule="auto"/>
+        <w:rPr>
+          <w:rFonts w:ascii="Times New Roman" w:eastAsia="Times New Roman" w:hAnsi="Times New Roman" w:cs="Times New Roman"/>
+          <w:b/>
+          <w:bCs/>
+          <w:sz w:val="24"/>
+          <w:szCs w:val="24"/>
+          <w:lang w:val="en-IN"/>
+        </w:rPr>
+      </w:pPr>
+      <w:proofErr w:type="spellStart"/>
+      <w:r>
+        <w:rPr>
+          <w:rFonts w:ascii="Times New Roman" w:eastAsia="Times New Roman" w:hAnsi="Times New Roman" w:cs="Times New Roman"/>
+          <w:b/>
+          <w:bCs/>
+          <w:sz w:val="24"/>
+          <w:szCs w:val="24"/>
+          <w:lang w:val="en-IN"/>
+        </w:rPr>
+        <w:t>Qutrium</w:t>
+      </w:r>
+      <w:proofErr w:type="spellEnd"/>
+      <w:r>
+        <w:rPr>
+          <w:rFonts w:ascii="Times New Roman" w:eastAsia="Times New Roman" w:hAnsi="Times New Roman" w:cs="Times New Roman"/>
+          <w:b/>
+          <w:bCs/>
+          <w:sz w:val="24"/>
+          <w:szCs w:val="24"/>
+          <w:lang w:val="en-IN"/>
+        </w:rPr>
+        <w:t xml:space="preserve"> –</w:t>
+      </w:r>
+      <w:r>
+        <w:rPr>
+          <w:rFonts w:ascii="Times New Roman" w:eastAsia="Times New Roman" w:hAnsi="Times New Roman" w:cs="Times New Roman"/>
+          <w:b/>
+          <w:bCs/>
+          <w:sz w:val="24"/>
+          <w:szCs w:val="24"/>
+          <w:lang w:val="en-IN"/>
+        </w:rPr>
+        <w:t xml:space="preserve"> </w:t>
+      </w:r>
+      <w:r>
+        <w:rPr>
+          <w:rFonts w:ascii="Times New Roman" w:eastAsia="Times New Roman" w:hAnsi="Times New Roman" w:cs="Times New Roman"/>
+          <w:b/>
+          <w:bCs/>
+          <w:sz w:val="24"/>
+          <w:szCs w:val="24"/>
+        </w:rPr>
+        <w:t>Web Project</w:t>
+      </w:r>
+      <w:r>
+        <w:rPr>
+          <w:rFonts w:ascii="Times New Roman" w:eastAsia="Times New Roman" w:hAnsi="Times New Roman" w:cs="Times New Roman"/>
+          <w:b/>
+          <w:bCs/>
+          <w:sz w:val="24"/>
+          <w:szCs w:val="24"/>
+        </w:rPr>
+        <w:t xml:space="preserve"> </w:t>
+      </w:r>
+      <w:r>
+        <w:rPr>
+          <w:rFonts w:ascii="Times New Roman" w:eastAsia="Times New Roman" w:hAnsi="Times New Roman" w:cs="Times New Roman"/>
+          <w:b/>
+          <w:bCs/>
+          <w:sz w:val="24"/>
+          <w:szCs w:val="24"/>
+          <w:lang w:val="en-IN"/>
+        </w:rPr>
+        <w:t xml:space="preserve">| </w:t>
+      </w:r>
+      <w:hyperlink r:id="rId8" w:history="1">
+        <w:r>
+          <w:rPr>
+            <w:rStyle w:val="Hyperlink"/>
+            <w:rFonts w:ascii="Times New Roman" w:eastAsia="Times New Roman" w:hAnsi="Times New Roman" w:cs="Times New Roman"/>
+            <w:b/>
+            <w:bCs/>
+            <w:sz w:val="24"/>
+            <w:szCs w:val="24"/>
+            <w:lang w:val="en-IN"/>
+          </w:rPr>
+          <w:t>View</w:t>
+        </w:r>
+      </w:hyperlink>
+    </w:p>
+    <w:p>
+      <w:pPr>
+        <w:pStyle w:val="ListParagraph"/>
+        <w:numPr>
+          <w:ilvl w:val="0"/>
+          <w:numId w:val="8"/>
+        </w:numPr>
+        <w:spacing w:before="100" w:beforeAutospacing="1" w:after="100" w:afterAutospacing="1" w:line="240" w:lineRule="auto"/>
+        <w:rPr>
+          <w:rFonts w:ascii="Times New Roman" w:eastAsia="Times New Roman" w:hAnsi="Times New Roman" w:cs="Times New Roman"/>
+          <w:sz w:val="24"/>
+          <w:szCs w:val="24"/>
+          <w:lang w:val="en-IN"/>
+        </w:rPr>
+      </w:pPr>
+      <w:r>
+        <w:rPr>
+          <w:rFonts w:ascii="Times New Roman" w:eastAsia="Times New Roman" w:hAnsi="Times New Roman" w:cs="Times New Roman"/>
+          <w:sz w:val="24"/>
+          <w:szCs w:val="24"/>
+          <w:lang w:val="en-IN"/>
+        </w:rPr>
+        <w:t>Developed a web-based platform focused on delivering technical tutorials and programming resources across multiple domains.</w:t>
+      </w:r>
+    </w:p>
+    <w:p>
+      <w:pPr>
+        <w:pStyle w:val="ListParagraph"/>
+        <w:numPr>
+          <w:ilvl w:val="0"/>
+          <w:numId w:val="8"/>
+        </w:numPr>
+        <w:spacing w:before="100" w:beforeAutospacing="1" w:after="100" w:afterAutospacing="1" w:line="240" w:lineRule="auto"/>
+        <w:rPr>
+          <w:rFonts w:ascii="Times New Roman" w:eastAsia="Times New Roman" w:hAnsi="Times New Roman" w:cs="Times New Roman"/>
+          <w:sz w:val="24"/>
+          <w:szCs w:val="24"/>
+          <w:lang w:val="en-IN"/>
+        </w:rPr>
+      </w:pPr>
+      <w:r>
+        <w:rPr>
+          <w:rFonts w:ascii="Times New Roman" w:eastAsia="Times New Roman" w:hAnsi="Times New Roman" w:cs="Times New Roman"/>
+          <w:sz w:val="24"/>
+          <w:szCs w:val="24"/>
+          <w:lang w:val="en-IN"/>
+        </w:rPr>
+        <w:t>· Covered key topics including Laravel, API CRUD operations, Python concepts, and frontend technologies (HTML, CSS, JavaScript).</w:t>
+      </w:r>
+    </w:p>
+    <w:p>
+      <w:pPr>
+        <w:pStyle w:val="ListParagraph"/>
+        <w:numPr>
+          <w:ilvl w:val="0"/>
+          <w:numId w:val="8"/>
+        </w:numPr>
+        <w:spacing w:before="100" w:beforeAutospacing="1" w:after="100" w:afterAutospacing="1" w:line="240" w:lineRule="auto"/>
+        <w:rPr>
+          <w:rFonts w:ascii="Times New Roman" w:eastAsia="Times New Roman" w:hAnsi="Times New Roman" w:cs="Times New Roman"/>
+          <w:sz w:val="24"/>
+          <w:szCs w:val="24"/>
+          <w:lang w:val="en-IN"/>
+        </w:rPr>
+      </w:pPr>
+      <w:r>
+        <w:rPr>
+          <w:rFonts w:ascii="Times New Roman" w:eastAsia="Times New Roman" w:hAnsi="Times New Roman" w:cs="Times New Roman"/>
+          <w:sz w:val="24"/>
+          <w:szCs w:val="24"/>
+          <w:lang w:val="en-IN"/>
+        </w:rPr>
+        <w:t>· Designed a structured and user-friendly interface to simplify learning and improve content accessibility.</w:t>
+      </w:r>
+    </w:p>
+    <w:p>
+      <w:pPr>
+        <w:pStyle w:val="ListParagraph"/>
+        <w:numPr>
+          <w:ilvl w:val="0"/>
+          <w:numId w:val="8"/>
+        </w:numPr>
+        <w:spacing w:before="100" w:beforeAutospacing="1" w:after="100" w:afterAutospacing="1" w:line="240" w:lineRule="auto"/>
+        <w:rPr>
+          <w:rFonts w:ascii="Times New Roman" w:eastAsia="Times New Roman" w:hAnsi="Times New Roman" w:cs="Times New Roman"/>
+          <w:sz w:val="24"/>
+          <w:szCs w:val="24"/>
+          <w:lang w:val="en-IN"/>
+        </w:rPr>
+      </w:pPr>
+      <w:r>
+        <w:rPr>
+          <w:rFonts w:ascii="Times New Roman" w:eastAsia="Times New Roman" w:hAnsi="Times New Roman" w:cs="Times New Roman"/>
+          <w:sz w:val="24"/>
+          <w:szCs w:val="24"/>
+          <w:lang w:val="en-IN"/>
+        </w:rPr>
+        <w:t xml:space="preserve">· Deployed using </w:t>
+      </w:r>
+      <w:proofErr w:type="spellStart"/>
+      <w:r>
+        <w:rPr>
+          <w:rFonts w:ascii="Times New Roman" w:eastAsia="Times New Roman" w:hAnsi="Times New Roman" w:cs="Times New Roman"/>
+          <w:sz w:val="24"/>
+          <w:szCs w:val="24"/>
+          <w:lang w:val="en-IN"/>
+        </w:rPr>
+        <w:t>Vercel</w:t>
+      </w:r>
+      <w:proofErr w:type="spellEnd"/>
+      <w:r>
+        <w:rPr>
+          <w:rFonts w:ascii="Times New Roman" w:eastAsia="Times New Roman" w:hAnsi="Times New Roman" w:cs="Times New Roman"/>
+          <w:sz w:val="24"/>
+          <w:szCs w:val="24"/>
+          <w:lang w:val="en-IN"/>
+        </w:rPr>
+        <w:t>, ensuring fast performance and reliable hosting.</w:t>
+      </w:r>
+    </w:p>
+    <w:p>
+      <w:pPr>
+        <w:pStyle w:val="ListParagraph"/>
+        <w:spacing w:before="100" w:beforeAutospacing="1" w:after="100" w:afterAutospacing="1" w:line="240" w:lineRule="auto"/>
+        <w:rPr>
+          <w:rFonts w:ascii="Times New Roman" w:eastAsia="Times New Roman" w:hAnsi="Times New Roman" w:cs="Times New Roman"/>
+          <w:sz w:val="24"/>
+          <w:szCs w:val="24"/>
+          <w:lang w:val="en-IN"/>
+        </w:rPr>
+      </w:pPr>
+    </w:p>
+    <w:p>
+      <w:pPr>
+        <w:pStyle w:val="ListParagraph"/>
+        <w:spacing w:before="100" w:beforeAutospacing="1" w:after="100" w:afterAutospacing="1" w:line="240" w:lineRule="auto"/>
+        <w:rPr>
+          <w:rFonts w:ascii="Times New Roman" w:eastAsia="Times New Roman" w:hAnsi="Times New Roman" w:cs="Times New Roman"/>
+          <w:sz w:val="24"/>
+          <w:szCs w:val="24"/>
+          <w:lang w:val="en-IN"/>
+        </w:rPr>
+      </w:pPr>
+    </w:p>
+    <w:p>
+      <w:pPr>
+        <w:spacing w:before="100" w:beforeAutospacing="1" w:after="100" w:afterAutospacing="1" w:line="240" w:lineRule="auto"/>
         <w:outlineLvl w:val="2"/>
         <w:rPr>
           <w:rFonts w:ascii="Times New Roman" w:eastAsia="Times New Roman" w:hAnsi="Times New Roman" w:cs="Times New Roman"/>
@@ -833,8 +1243,17 @@
           <w:sz w:val="24"/>
           <w:szCs w:val="24"/>
         </w:rPr>
-        <w:lastRenderedPageBreak/>
         <w:t>Independent Creator &amp; Developer</w:t>
+      </w:r>
+      <w:r>
+        <w:rPr>
+          <w:rFonts w:ascii="Times New Roman" w:eastAsia="Times New Roman" w:hAnsi="Times New Roman" w:cs="Times New Roman"/>
+          <w:b/>
+          <w:bCs/>
+          <w:sz w:val="24"/>
+          <w:szCs w:val="24"/>
+        </w:rPr>
+        <w:t xml:space="preserve"> </w:t>
       </w:r>
     </w:p>
     <w:p>
@@ -980,7 +1399,7 @@
 </file>
 
 <file path=word/numbering.xml><?xml version="1.0" encoding="utf-8"?>
-<w:numbering xmlns:wpc="http://schemas.microsoft.com/office/word/2010/wordprocessingCanvas" xmlns:cx="http://schemas.microsoft.com/office/drawing/2014/chartex" xmlns:cx1="http://schemas.microsoft.com/office/drawing/2015/9/8/chartex" xmlns:mc="http://schemas.openxmlformats.org/markup-compatibility/2006" xmlns:o="urn:schemas-microsoft-com:office:office" xmlns:r="http://schemas.openxmlformats.org/officeDocument/2006/relationships" xmlns:m="http://schemas.openxmlformats.org/officeDocument/2006/math" xmlns:v="urn:schemas-microsoft-com:vml" xmlns:wp14="http://schemas.microsoft.com/office/word/2010/wordprocessingDrawing" xmlns:wp="http://schemas.openxmlformats.org/drawingml/2006/wordprocessingDrawing" xmlns:w10="urn:schemas-microsoft-com:office:word" xmlns:w="http://schemas.openxmlformats.org/wordprocessingml/2006/main" xmlns:w14="http://schemas.microsoft.com/office/word/2010/wordml" xmlns:w15="http://schemas.microsoft.com/office/word/2012/wordml" xmlns:w16se="http://schemas.microsoft.com/office/word/2015/wordml/symex" xmlns:wpg="http://schemas.microsoft.com/office/word/2010/wordprocessingGroup" xmlns:wpi="http://schemas.microsoft.com/office/word/2010/wordprocessingInk" xmlns:wne="http://schemas.microsoft.com/office/word/2006/wordml" xmlns:wps="http://schemas.microsoft.com/office/word/2010/wordprocessingShape" mc:Ignorable="w14 w15 w16se wp14">
+<w:numbering xmlns:wpc="http://schemas.microsoft.com/office/word/2010/wordprocessingCanvas" xmlns:cx="http://schemas.microsoft.com/office/drawing/2014/chartex" xmlns:cx1="http://schemas.microsoft.com/office/drawing/2015/9/8/chartex" xmlns:cx2="http://schemas.microsoft.com/office/drawing/2015/10/21/chartex" xmlns:cx3="http://schemas.microsoft.com/office/drawing/2016/5/9/chartex" xmlns:cx4="http://schemas.microsoft.com/office/drawing/2016/5/10/chartex" xmlns:cx5="http://schemas.microsoft.com/office/drawing/2016/5/11/chartex" xmlns:cx6="http://schemas.microsoft.com/office/drawing/2016/5/12/chartex" xmlns:cx7="http://schemas.microsoft.com/office/drawing/2016/5/13/chartex" xmlns:cx8="http://schemas.microsoft.com/office/drawing/2016/5/14/chartex" xmlns:mc="http://schemas.openxmlformats.org/markup-compatibility/2006" xmlns:aink="http://schemas.microsoft.com/office/drawing/2016/ink" xmlns:am3d="http://schemas.microsoft.com/office/drawing/2017/model3d" xmlns:o="urn:schemas-microsoft-com:office:office" xmlns:oel="http://schemas.microsoft.com/office/2019/extlst" xmlns:r="http://schemas.openxmlformats.org/officeDocument/2006/relationships" xmlns:m="http://schemas.openxmlformats.org/officeDocument/2006/math" xmlns:v="urn:schemas-microsoft-com:vml" xmlns:wp14="http://schemas.microsoft.com/office/word/2010/wordprocessingDrawing" xmlns:wp="http://schemas.openxmlformats.org/drawingml/2006/wordprocessingDrawing" xmlns:w10="urn:schemas-microsoft-com:office:word" xmlns:w="http://schemas.openxmlformats.org/wordprocessingml/2006/main" xmlns:w14="http://schemas.microsoft.com/office/word/2010/wordml" xmlns:w15="http://schemas.microsoft.com/office/word/2012/wordml" xmlns:w16cex="http://schemas.microsoft.com/office/word/2018/wordml/cex" xmlns:w16cid="http://schemas.microsoft.com/office/word/2016/wordml/cid" xmlns:w16="http://schemas.microsoft.com/office/word/2018/wordml" xmlns:w16du="http://schemas.microsoft.com/office/word/2023/wordml/word16du" xmlns:w16sdtdh="http://schemas.microsoft.com/office/word/2020/wordml/sdtdatahash" xmlns:w16sdtfl="http://schemas.microsoft.com/office/word/2024/wordml/sdtformatlock" xmlns:w16se="http://schemas.microsoft.com/office/word/2015/wordml/symex" xmlns:wpg="http://schemas.microsoft.com/office/word/2010/wordprocessingGroup" xmlns:wpi="http://schemas.microsoft.com/office/word/2010/wordprocessingInk" xmlns:wne="http://schemas.microsoft.com/office/word/2006/wordml" xmlns:wps="http://schemas.microsoft.com/office/word/2010/wordprocessingShape" mc:Ignorable="w14 w15 w16se w16cid w16 w16cex w16sdtdh w16sdtfl w16du wp14">
   <w:abstractNum w:abstractNumId="0" w15:restartNumberingAfterBreak="0">
     <w:nsid w:val="16A565B8"/>
     <w:multiLevelType w:val="multilevel"/>
@@ -1280,6 +1699,155 @@
     </w:lvl>
   </w:abstractNum>
   <w:abstractNum w:abstractNumId="2" w15:restartNumberingAfterBreak="0">
+    <w:nsid w:val="2B800132"/>
+    <w:multiLevelType w:val="multilevel"/>
+    <w:tmpl w:val="11483EDA"/>
+    <w:lvl w:ilvl="0">
+      <w:start w:val="1"/>
+      <w:numFmt w:val="bullet"/>
+      <w:lvlText w:val=""/>
+      <w:lvlJc w:val="left"/>
+      <w:pPr>
+        <w:tabs>
+          <w:tab w:val="num" w:pos="720"/>
+        </w:tabs>
+        <w:ind w:left="720" w:hanging="360"/>
+      </w:pPr>
+      <w:rPr>
+        <w:rFonts w:ascii="Symbol" w:hAnsi="Symbol" w:hint="default"/>
+        <w:sz w:val="20"/>
+      </w:rPr>
+    </w:lvl>
+    <w:lvl w:ilvl="1" w:tentative="1">
+      <w:start w:val="1"/>
+      <w:numFmt w:val="bullet"/>
+      <w:lvlText w:val="o"/>
+      <w:lvlJc w:val="left"/>
+      <w:pPr>
+        <w:tabs>
+          <w:tab w:val="num" w:pos="1440"/>
+        </w:tabs>
+        <w:ind w:left="1440" w:hanging="360"/>
+      </w:pPr>
+      <w:rPr>
+        <w:rFonts w:ascii="Courier New" w:hAnsi="Courier New" w:hint="default"/>
+        <w:sz w:val="20"/>
+      </w:rPr>
+    </w:lvl>
+    <w:lvl w:ilvl="2" w:tentative="1">
+      <w:start w:val="1"/>
+      <w:numFmt w:val="bullet"/>
+      <w:lvlText w:val=""/>
+      <w:lvlJc w:val="left"/>
+      <w:pPr>
+        <w:tabs>
+          <w:tab w:val="num" w:pos="2160"/>
+        </w:tabs>
+        <w:ind w:left="2160" w:hanging="360"/>
+      </w:pPr>
+      <w:rPr>
+        <w:rFonts w:ascii="Wingdings" w:hAnsi="Wingdings" w:hint="default"/>
+        <w:sz w:val="20"/>
+      </w:rPr>
+    </w:lvl>
+    <w:lvl w:ilvl="3" w:tentative="1">
+      <w:start w:val="1"/>
+      <w:numFmt w:val="bullet"/>
+      <w:lvlText w:val=""/>
+      <w:lvlJc w:val="left"/>
+      <w:pPr>
+        <w:tabs>
+          <w:tab w:val="num" w:pos="2880"/>
+        </w:tabs>
+        <w:ind w:left="2880" w:hanging="360"/>
+      </w:pPr>
+      <w:rPr>
+        <w:rFonts w:ascii="Wingdings" w:hAnsi="Wingdings" w:hint="default"/>
+        <w:sz w:val="20"/>
+      </w:rPr>
+    </w:lvl>
+    <w:lvl w:ilvl="4" w:tentative="1">
+      <w:start w:val="1"/>
+      <w:numFmt w:val="bullet"/>
+      <w:lvlText w:val=""/>
+      <w:lvlJc w:val="left"/>
+      <w:pPr>
+        <w:tabs>
+          <w:tab w:val="num" w:pos="3600"/>
+        </w:tabs>
+        <w:ind w:left="3600" w:hanging="360"/>
+      </w:pPr>
+      <w:rPr>
+        <w:rFonts w:ascii="Wingdings" w:hAnsi="Wingdings" w:hint="default"/>
+        <w:sz w:val="20"/>
+      </w:rPr>
+    </w:lvl>
+    <w:lvl w:ilvl="5" w:tentative="1">
+      <w:start w:val="1"/>
+      <w:numFmt w:val="bullet"/>
+      <w:lvlText w:val=""/>
+      <w:lvlJc w:val="left"/>
+      <w:pPr>
+        <w:tabs>
+          <w:tab w:val="num" w:pos="4320"/>
+        </w:tabs>
+        <w:ind w:left="4320" w:hanging="360"/>
+      </w:pPr>
+      <w:rPr>
+        <w:rFonts w:ascii="Wingdings" w:hAnsi="Wingdings" w:hint="default"/>
+        <w:sz w:val="20"/>
+      </w:rPr>
+    </w:lvl>
+    <w:lvl w:ilvl="6" w:tentative="1">
+      <w:start w:val="1"/>
+      <w:numFmt w:val="bullet"/>
+      <w:lvlText w:val=""/>
+      <w:lvlJc w:val="left"/>
+      <w:pPr>
+        <w:tabs>
+          <w:tab w:val="num" w:pos="5040"/>
+        </w:tabs>
+        <w:ind w:left="5040" w:hanging="360"/>
+      </w:pPr>
+      <w:rPr>
+        <w:rFonts w:ascii="Wingdings" w:hAnsi="Wingdings" w:hint="default"/>
+        <w:sz w:val="20"/>
+      </w:rPr>
+    </w:lvl>
+    <w:lvl w:ilvl="7" w:tentative="1">
+      <w:start w:val="1"/>
+      <w:numFmt w:val="bullet"/>
+      <w:lvlText w:val=""/>
+      <w:lvlJc w:val="left"/>
+      <w:pPr>
+        <w:tabs>
+          <w:tab w:val="num" w:pos="5760"/>
+        </w:tabs>
+        <w:ind w:left="5760" w:hanging="360"/>
+      </w:pPr>
+      <w:rPr>
+        <w:rFonts w:ascii="Wingdings" w:hAnsi="Wingdings" w:hint="default"/>
+        <w:sz w:val="20"/>
+      </w:rPr>
+    </w:lvl>
+    <w:lvl w:ilvl="8" w:tentative="1">
+      <w:start w:val="1"/>
+      <w:numFmt w:val="bullet"/>
+      <w:lvlText w:val=""/>
+      <w:lvlJc w:val="left"/>
+      <w:pPr>
+        <w:tabs>
+          <w:tab w:val="num" w:pos="6480"/>
+        </w:tabs>
+        <w:ind w:left="6480" w:hanging="360"/>
+      </w:pPr>
+      <w:rPr>
+        <w:rFonts w:ascii="Wingdings" w:hAnsi="Wingdings" w:hint="default"/>
+        <w:sz w:val="20"/>
+      </w:rPr>
+    </w:lvl>
+  </w:abstractNum>
+  <w:abstractNum w:abstractNumId="3" w15:restartNumberingAfterBreak="0">
     <w:nsid w:val="3FC642FF"/>
     <w:multiLevelType w:val="multilevel"/>
     <w:tmpl w:val="E892BFF8"/>
@@ -1428,7 +1996,7 @@
       </w:rPr>
     </w:lvl>
   </w:abstractNum>
-  <w:abstractNum w:abstractNumId="3" w15:restartNumberingAfterBreak="0">
+  <w:abstractNum w:abstractNumId="4" w15:restartNumberingAfterBreak="0">
     <w:nsid w:val="4B1A5E6B"/>
     <w:multiLevelType w:val="multilevel"/>
     <w:tmpl w:val="FD74FE86"/>
@@ -1577,7 +2145,156 @@
       </w:rPr>
     </w:lvl>
   </w:abstractNum>
-  <w:abstractNum w:abstractNumId="4" w15:restartNumberingAfterBreak="0">
+  <w:abstractNum w:abstractNumId="5" w15:restartNumberingAfterBreak="0">
+    <w:nsid w:val="4C97757A"/>
+    <w:multiLevelType w:val="multilevel"/>
+    <w:tmpl w:val="11483EDA"/>
+    <w:lvl w:ilvl="0">
+      <w:start w:val="1"/>
+      <w:numFmt w:val="bullet"/>
+      <w:lvlText w:val=""/>
+      <w:lvlJc w:val="left"/>
+      <w:pPr>
+        <w:tabs>
+          <w:tab w:val="num" w:pos="720"/>
+        </w:tabs>
+        <w:ind w:left="720" w:hanging="360"/>
+      </w:pPr>
+      <w:rPr>
+        <w:rFonts w:ascii="Symbol" w:hAnsi="Symbol" w:hint="default"/>
+        <w:sz w:val="20"/>
+      </w:rPr>
+    </w:lvl>
+    <w:lvl w:ilvl="1" w:tentative="1">
+      <w:start w:val="1"/>
+      <w:numFmt w:val="bullet"/>
+      <w:lvlText w:val="o"/>
+      <w:lvlJc w:val="left"/>
+      <w:pPr>
+        <w:tabs>
+          <w:tab w:val="num" w:pos="1440"/>
+        </w:tabs>
+        <w:ind w:left="1440" w:hanging="360"/>
+      </w:pPr>
+      <w:rPr>
+        <w:rFonts w:ascii="Courier New" w:hAnsi="Courier New" w:hint="default"/>
+        <w:sz w:val="20"/>
+      </w:rPr>
+    </w:lvl>
+    <w:lvl w:ilvl="2" w:tentative="1">
+      <w:start w:val="1"/>
+      <w:numFmt w:val="bullet"/>
+      <w:lvlText w:val=""/>
+      <w:lvlJc w:val="left"/>
+      <w:pPr>
+        <w:tabs>
+          <w:tab w:val="num" w:pos="2160"/>
+        </w:tabs>
+        <w:ind w:left="2160" w:hanging="360"/>
+      </w:pPr>
+      <w:rPr>
+        <w:rFonts w:ascii="Wingdings" w:hAnsi="Wingdings" w:hint="default"/>
+        <w:sz w:val="20"/>
+      </w:rPr>
+    </w:lvl>
+    <w:lvl w:ilvl="3" w:tentative="1">
+      <w:start w:val="1"/>
+      <w:numFmt w:val="bullet"/>
+      <w:lvlText w:val=""/>
+      <w:lvlJc w:val="left"/>
+      <w:pPr>
+        <w:tabs>
+          <w:tab w:val="num" w:pos="2880"/>
+        </w:tabs>
+        <w:ind w:left="2880" w:hanging="360"/>
+      </w:pPr>
+      <w:rPr>
+        <w:rFonts w:ascii="Wingdings" w:hAnsi="Wingdings" w:hint="default"/>
+        <w:sz w:val="20"/>
+      </w:rPr>
+    </w:lvl>
+    <w:lvl w:ilvl="4" w:tentative="1">
+      <w:start w:val="1"/>
+      <w:numFmt w:val="bullet"/>
+      <w:lvlText w:val=""/>
+      <w:lvlJc w:val="left"/>
+      <w:pPr>
+        <w:tabs>
+          <w:tab w:val="num" w:pos="3600"/>
+        </w:tabs>
+        <w:ind w:left="3600" w:hanging="360"/>
+      </w:pPr>
+      <w:rPr>
+        <w:rFonts w:ascii="Wingdings" w:hAnsi="Wingdings" w:hint="default"/>
+        <w:sz w:val="20"/>
+      </w:rPr>
+    </w:lvl>
+    <w:lvl w:ilvl="5" w:tentative="1">
+      <w:start w:val="1"/>
+      <w:numFmt w:val="bullet"/>
+      <w:lvlText w:val=""/>
+      <w:lvlJc w:val="left"/>
+      <w:pPr>
+        <w:tabs>
+          <w:tab w:val="num" w:pos="4320"/>
+        </w:tabs>
+        <w:ind w:left="4320" w:hanging="360"/>
+      </w:pPr>
+      <w:rPr>
+        <w:rFonts w:ascii="Wingdings" w:hAnsi="Wingdings" w:hint="default"/>
+        <w:sz w:val="20"/>
+      </w:rPr>
+    </w:lvl>
+    <w:lvl w:ilvl="6" w:tentative="1">
+      <w:start w:val="1"/>
+      <w:numFmt w:val="bullet"/>
+      <w:lvlText w:val=""/>
+      <w:lvlJc w:val="left"/>
+      <w:pPr>
+        <w:tabs>
+          <w:tab w:val="num" w:pos="5040"/>
+        </w:tabs>
+        <w:ind w:left="5040" w:hanging="360"/>
+      </w:pPr>
+      <w:rPr>
+        <w:rFonts w:ascii="Wingdings" w:hAnsi="Wingdings" w:hint="default"/>
+        <w:sz w:val="20"/>
+      </w:rPr>
+    </w:lvl>
+    <w:lvl w:ilvl="7" w:tentative="1">
+      <w:start w:val="1"/>
+      <w:numFmt w:val="bullet"/>
+      <w:lvlText w:val=""/>
+      <w:lvlJc w:val="left"/>
+      <w:pPr>
+        <w:tabs>
+          <w:tab w:val="num" w:pos="5760"/>
+        </w:tabs>
+        <w:ind w:left="5760" w:hanging="360"/>
+      </w:pPr>
+      <w:rPr>
+        <w:rFonts w:ascii="Wingdings" w:hAnsi="Wingdings" w:hint="default"/>
+        <w:sz w:val="20"/>
+      </w:rPr>
+    </w:lvl>
+    <w:lvl w:ilvl="8" w:tentative="1">
+      <w:start w:val="1"/>
+      <w:numFmt w:val="bullet"/>
+      <w:lvlText w:val=""/>
+      <w:lvlJc w:val="left"/>
+      <w:pPr>
+        <w:tabs>
+          <w:tab w:val="num" w:pos="6480"/>
+        </w:tabs>
+        <w:ind w:left="6480" w:hanging="360"/>
+      </w:pPr>
+      <w:rPr>
+        <w:rFonts w:ascii="Wingdings" w:hAnsi="Wingdings" w:hint="default"/>
+        <w:sz w:val="20"/>
+      </w:rPr>
+    </w:lvl>
+  </w:abstractNum>
+  <w:abstractNum w:abstractNumId="6" w15:restartNumberingAfterBreak="0">
     <w:nsid w:val="4FF07FE1"/>
     <w:multiLevelType w:val="multilevel"/>
     <w:tmpl w:val="55146A96"/>
@@ -1726,7 +2443,7 @@
       </w:rPr>
     </w:lvl>
   </w:abstractNum>
-  <w:abstractNum w:abstractNumId="5" w15:restartNumberingAfterBreak="0">
+  <w:abstractNum w:abstractNumId="7" w15:restartNumberingAfterBreak="0">
     <w:nsid w:val="74AB0B5F"/>
     <w:multiLevelType w:val="multilevel"/>
     <w:tmpl w:val="D240953C"/>
@@ -1875,29 +2592,35 @@
       </w:rPr>
     </w:lvl>
   </w:abstractNum>
-  <w:num w:numId="1">
+  <w:num w:numId="1" w16cid:durableId="258030416">
+    <w:abstractNumId w:val="6"/>
+  </w:num>
+  <w:num w:numId="2" w16cid:durableId="1206141044">
+    <w:abstractNumId w:val="3"/>
+  </w:num>
+  <w:num w:numId="3" w16cid:durableId="881332248">
+    <w:abstractNumId w:val="1"/>
+  </w:num>
+  <w:num w:numId="4" w16cid:durableId="1064177192">
+    <w:abstractNumId w:val="0"/>
+  </w:num>
+  <w:num w:numId="5" w16cid:durableId="8336198">
+    <w:abstractNumId w:val="7"/>
+  </w:num>
+  <w:num w:numId="6" w16cid:durableId="691414166">
     <w:abstractNumId w:val="4"/>
   </w:num>
-  <w:num w:numId="2">
+  <w:num w:numId="7" w16cid:durableId="1556431109">
     <w:abstractNumId w:val="2"/>
   </w:num>
-  <w:num w:numId="3">
-    <w:abstractNumId w:val="1"/>
-  </w:num>
-  <w:num w:numId="4">
-    <w:abstractNumId w:val="0"/>
-  </w:num>
-  <w:num w:numId="5">
+  <w:num w:numId="8" w16cid:durableId="823619099">
     <w:abstractNumId w:val="5"/>
-  </w:num>
-  <w:num w:numId="6">
-    <w:abstractNumId w:val="3"/>
   </w:num>
 </w:numbering>
 </file>
 
 <file path=word/styles.xml><?xml version="1.0" encoding="utf-8"?>
-<w:styles xmlns:mc="http://schemas.openxmlformats.org/markup-compatibility/2006" xmlns:r="http://schemas.openxmlformats.org/officeDocument/2006/relationships" xmlns:w="http://schemas.openxmlformats.org/wordprocessingml/2006/main" xmlns:w14="http://schemas.microsoft.com/office/word/2010/wordml" xmlns:w15="http://schemas.microsoft.com/office/word/2012/wordml" xmlns:w16se="http://schemas.microsoft.com/office/word/2015/wordml/symex" mc:Ignorable="w14 w15 w16se">
+<w:styles xmlns:mc="http://schemas.openxmlformats.org/markup-compatibility/2006" xmlns:r="http://schemas.openxmlformats.org/officeDocument/2006/relationships" xmlns:w="http://schemas.openxmlformats.org/wordprocessingml/2006/main" xmlns:w14="http://schemas.microsoft.com/office/word/2010/wordml" xmlns:w15="http://schemas.microsoft.com/office/word/2012/wordml" xmlns:w16cex="http://schemas.microsoft.com/office/word/2018/wordml/cex" xmlns:w16cid="http://schemas.microsoft.com/office/word/2016/wordml/cid" xmlns:w16="http://schemas.microsoft.com/office/word/2018/wordml" xmlns:w16du="http://schemas.microsoft.com/office/word/2023/wordml/word16du" xmlns:w16sdtdh="http://schemas.microsoft.com/office/word/2020/wordml/sdtdatahash" xmlns:w16sdtfl="http://schemas.microsoft.com/office/word/2024/wordml/sdtformatlock" xmlns:w16se="http://schemas.microsoft.com/office/word/2015/wordml/symex" mc:Ignorable="w14 w15 w16se w16cid w16 w16cex w16sdtdh w16sdtfl w16du">
   <w:docDefaults>
     <w:rPrDefault>
       <w:rPr>
@@ -1913,7 +2636,7 @@
       </w:pPr>
     </w:pPrDefault>
   </w:docDefaults>
-  <w:latentStyles w:defLockedState="0" w:defUIPriority="99" w:defSemiHidden="0" w:defUnhideWhenUsed="0" w:defQFormat="0" w:count="371">
+  <w:latentStyles w:defLockedState="0" w:defUIPriority="99" w:defSemiHidden="0" w:defUnhideWhenUsed="0" w:defQFormat="0" w:count="376">
     <w:lsdException w:name="Normal" w:uiPriority="0" w:qFormat="1"/>
     <w:lsdException w:name="heading 1" w:uiPriority="9" w:qFormat="1"/>
     <w:lsdException w:name="heading 2" w:semiHidden="1" w:uiPriority="9" w:unhideWhenUsed="1" w:qFormat="1"/>
@@ -2285,10 +3008,16 @@
     <w:lsdException w:name="List Table 5 Dark Accent 6" w:uiPriority="50"/>
     <w:lsdException w:name="List Table 6 Colorful Accent 6" w:uiPriority="51"/>
     <w:lsdException w:name="List Table 7 Colorful Accent 6" w:uiPriority="52"/>
+    <w:lsdException w:name="Mention" w:semiHidden="1" w:unhideWhenUsed="1"/>
+    <w:lsdException w:name="Smart Hyperlink" w:semiHidden="1" w:unhideWhenUsed="1"/>
+    <w:lsdException w:name="Hashtag" w:semiHidden="1" w:unhideWhenUsed="1"/>
+    <w:lsdException w:name="Unresolved Mention" w:semiHidden="1" w:unhideWhenUsed="1"/>
+    <w:lsdException w:name="Smart Link" w:semiHidden="1" w:unhideWhenUsed="1"/>
   </w:latentStyles>
   <w:style w:type="paragraph" w:default="1" w:styleId="Normal">
     <w:name w:val="Normal"/>
     <w:qFormat/>
+    <w:rsid w:val="00114ECB"/>
   </w:style>
   <w:style w:type="paragraph" w:styleId="Heading1">
     <w:name w:val="heading 1"/>
@@ -2332,7 +3061,6 @@
   <w:style w:type="character" w:default="1" w:styleId="DefaultParagraphFont">
     <w:name w:val="Default Paragraph Font"/>
     <w:uiPriority w:val="1"/>
-    <w:semiHidden/>
     <w:unhideWhenUsed/>
   </w:style>
   <w:style w:type="table" w:default="1" w:styleId="TableNormal">
@@ -2405,13 +3133,35 @@
     <w:name w:val="Hyperlink"/>
     <w:basedOn w:val="DefaultParagraphFont"/>
     <w:uiPriority w:val="99"/>
-    <w:semiHidden/>
     <w:unhideWhenUsed/>
     <w:rsid w:val="004D7AA7"/>
     <w:rPr>
       <w:color w:val="0000FF"/>
       <w:u w:val="single"/>
     </w:rPr>
+  </w:style>
+  <w:style w:type="character" w:styleId="UnresolvedMention">
+    <w:name w:val="Unresolved Mention"/>
+    <w:basedOn w:val="DefaultParagraphFont"/>
+    <w:uiPriority w:val="99"/>
+    <w:semiHidden/>
+    <w:unhideWhenUsed/>
+    <w:rsid w:val="002C3CC2"/>
+    <w:rPr>
+      <w:color w:val="605E5C"/>
+      <w:shd w:val="clear" w:color="auto" w:fill="E1DFDD"/>
+    </w:rPr>
+  </w:style>
+  <w:style w:type="paragraph" w:styleId="ListParagraph">
+    <w:name w:val="List Paragraph"/>
+    <w:basedOn w:val="Normal"/>
+    <w:uiPriority w:val="34"/>
+    <w:qFormat/>
+    <w:rsid w:val="00114ECB"/>
+    <w:pPr>
+      <w:ind w:left="720"/>
+      <w:contextualSpacing/>
+    </w:pPr>
   </w:style>
 </w:styles>
 </file>
@@ -2675,4 +3425,16 @@
     </a:ext>
   </a:extLst>
 </a:theme>
+</file>
+
+<file path=customXml/item1.xml><?xml version="1.0" encoding="utf-8"?>
+<b:Sources xmlns:b="http://schemas.openxmlformats.org/officeDocument/2006/bibliography" xmlns="http://schemas.openxmlformats.org/officeDocument/2006/bibliography" SelectedStyle="\APASixthEditionOfficeOnline.xsl" StyleName="APA" Version="6"/>
+</file>
+
+<file path=customXml/itemProps1.xml><?xml version="1.0" encoding="utf-8"?>
+<ds:datastoreItem xmlns:ds="http://schemas.openxmlformats.org/officeDocument/2006/customXml" ds:itemID="{5FE68CBD-0323-4533-9D60-E3674685B048}">
+  <ds:schemaRefs>
+    <ds:schemaRef ds:uri="http://schemas.openxmlformats.org/officeDocument/2006/bibliography"/>
+  </ds:schemaRefs>
+</ds:datastoreItem>
 </file>